--- a/outputs/ncds_55y_derived_codebook.docx
+++ b/outputs/ncds_55y_derived_codebook.docx
@@ -21,6 +21,7 @@
           <w:i w:val="false"/>
           <w:b w:val="true"/>
           <w:u w:val="none"/>
+          <w:strike w:val="false"/>
           <w:sz w:val="28"/>
           <w:szCs w:val="28"/>
           <w:color w:val="000000"/>
@@ -50,7 +51,6 @@
         <w:trPr>
           <w:trHeight w:val="360" w:hRule="auto"/>
         </w:trPr>
-        body1
         <w:tc>
           <w:tcPr>
             <w:tcBorders>
@@ -70,6 +70,7 @@
           </w:tcPr>
           <w:p>
             <w:pPr>
+              <w:pStyle w:val="Normal"/>
               <w:jc w:val="left"/>
               <w:pBdr>
                 <w:bottom w:val="none" w:sz="0" w:space="0" w:color="000000"/>
@@ -84,6 +85,7 @@
                 <w:i w:val="false"/>
                 <w:b w:val="true"/>
                 <w:u w:val="none"/>
+                <w:strike w:val="false"/>
                 <w:sz w:val="22"/>
                 <w:szCs w:val="22"/>
                 <w:color w:val="000000"/>
@@ -95,6 +97,7 @@
                 <w:i w:val="false"/>
                 <w:b w:val="true"/>
                 <w:u w:val="none"/>
+                <w:strike w:val="false"/>
                 <w:sz w:val="22"/>
                 <w:szCs w:val="22"/>
                 <w:color w:val="000000"/>
@@ -122,6 +125,7 @@
           </w:tcPr>
           <w:p>
             <w:pPr>
+              <w:pStyle w:val="Normal"/>
               <w:jc w:val="left"/>
               <w:pBdr>
                 <w:bottom w:val="none" w:sz="0" w:space="0" w:color="000000"/>
@@ -136,6 +140,7 @@
                 <w:i w:val="false"/>
                 <w:b w:val="false"/>
                 <w:u w:val="none"/>
+                <w:strike w:val="false"/>
                 <w:sz w:val="22"/>
                 <w:szCs w:val="22"/>
                 <w:color w:val="000000"/>
@@ -147,6 +152,7 @@
                 <w:i w:val="false"/>
                 <w:b w:val="false"/>
                 <w:u w:val="none"/>
+                <w:strike w:val="false"/>
                 <w:sz w:val="22"/>
                 <w:szCs w:val="22"/>
                 <w:color w:val="000000"/>
@@ -160,7 +166,6 @@
         <w:trPr>
           <w:trHeight w:val="360" w:hRule="auto"/>
         </w:trPr>
-        body2
         <w:tc>
           <w:tcPr>
             <w:tcBorders>
@@ -180,6 +185,7 @@
           </w:tcPr>
           <w:p>
             <w:pPr>
+              <w:pStyle w:val="Normal"/>
               <w:jc w:val="left"/>
               <w:pBdr>
                 <w:bottom w:val="none" w:sz="0" w:space="0" w:color="000000"/>
@@ -194,6 +200,7 @@
                 <w:i w:val="false"/>
                 <w:b w:val="true"/>
                 <w:u w:val="none"/>
+                <w:strike w:val="false"/>
                 <w:sz w:val="22"/>
                 <w:szCs w:val="22"/>
                 <w:color w:val="000000"/>
@@ -205,6 +212,7 @@
                 <w:i w:val="false"/>
                 <w:b w:val="true"/>
                 <w:u w:val="none"/>
+                <w:strike w:val="false"/>
                 <w:sz w:val="22"/>
                 <w:szCs w:val="22"/>
                 <w:color w:val="000000"/>
@@ -232,6 +240,7 @@
           </w:tcPr>
           <w:p>
             <w:pPr>
+              <w:pStyle w:val="Normal"/>
               <w:jc w:val="left"/>
               <w:pBdr>
                 <w:bottom w:val="none" w:sz="0" w:space="0" w:color="000000"/>
@@ -246,6 +255,7 @@
                 <w:i w:val="false"/>
                 <w:b w:val="false"/>
                 <w:u w:val="none"/>
+                <w:strike w:val="false"/>
                 <w:sz w:val="22"/>
                 <w:szCs w:val="22"/>
                 <w:color w:val="000000"/>
@@ -257,6 +267,7 @@
                 <w:i w:val="false"/>
                 <w:b w:val="false"/>
                 <w:u w:val="none"/>
+                <w:strike w:val="false"/>
                 <w:sz w:val="22"/>
                 <w:szCs w:val="22"/>
                 <w:color w:val="000000"/>
@@ -270,7 +281,6 @@
         <w:trPr>
           <w:trHeight w:val="360" w:hRule="auto"/>
         </w:trPr>
-        body3
         <w:tc>
           <w:tcPr>
             <w:tcBorders>
@@ -290,6 +300,7 @@
           </w:tcPr>
           <w:p>
             <w:pPr>
+              <w:pStyle w:val="Normal"/>
               <w:jc w:val="left"/>
               <w:pBdr>
                 <w:bottom w:val="none" w:sz="0" w:space="0" w:color="000000"/>
@@ -304,6 +315,7 @@
                 <w:i w:val="false"/>
                 <w:b w:val="true"/>
                 <w:u w:val="none"/>
+                <w:strike w:val="false"/>
                 <w:sz w:val="22"/>
                 <w:szCs w:val="22"/>
                 <w:color w:val="000000"/>
@@ -315,6 +327,7 @@
                 <w:i w:val="false"/>
                 <w:b w:val="true"/>
                 <w:u w:val="none"/>
+                <w:strike w:val="false"/>
                 <w:sz w:val="22"/>
                 <w:szCs w:val="22"/>
                 <w:color w:val="000000"/>
@@ -342,6 +355,7 @@
           </w:tcPr>
           <w:p>
             <w:pPr>
+              <w:pStyle w:val="Normal"/>
               <w:jc w:val="left"/>
               <w:pBdr>
                 <w:bottom w:val="none" w:sz="0" w:space="0" w:color="000000"/>
@@ -356,6 +370,7 @@
                 <w:i w:val="false"/>
                 <w:b w:val="false"/>
                 <w:u w:val="none"/>
+                <w:strike w:val="false"/>
                 <w:sz w:val="22"/>
                 <w:szCs w:val="22"/>
                 <w:color w:val="000000"/>
@@ -367,6 +382,7 @@
                 <w:i w:val="false"/>
                 <w:b w:val="false"/>
                 <w:u w:val="none"/>
+                <w:strike w:val="false"/>
                 <w:sz w:val="22"/>
                 <w:szCs w:val="22"/>
                 <w:color w:val="000000"/>
@@ -380,7 +396,6 @@
         <w:trPr>
           <w:trHeight w:val="360" w:hRule="auto"/>
         </w:trPr>
-        body4
         <w:tc>
           <w:tcPr>
             <w:tcBorders>
@@ -400,6 +415,7 @@
           </w:tcPr>
           <w:p>
             <w:pPr>
+              <w:pStyle w:val="Normal"/>
               <w:jc w:val="left"/>
               <w:pBdr>
                 <w:bottom w:val="none" w:sz="0" w:space="0" w:color="000000"/>
@@ -414,6 +430,7 @@
                 <w:i w:val="false"/>
                 <w:b w:val="true"/>
                 <w:u w:val="none"/>
+                <w:strike w:val="false"/>
                 <w:sz w:val="22"/>
                 <w:szCs w:val="22"/>
                 <w:color w:val="000000"/>
@@ -425,6 +442,7 @@
                 <w:i w:val="false"/>
                 <w:b w:val="true"/>
                 <w:u w:val="none"/>
+                <w:strike w:val="false"/>
                 <w:sz w:val="22"/>
                 <w:szCs w:val="22"/>
                 <w:color w:val="000000"/>
@@ -452,6 +470,7 @@
           </w:tcPr>
           <w:p>
             <w:pPr>
+              <w:pStyle w:val="Normal"/>
               <w:jc w:val="left"/>
               <w:pBdr>
                 <w:bottom w:val="none" w:sz="0" w:space="0" w:color="000000"/>
@@ -466,6 +485,7 @@
                 <w:i w:val="false"/>
                 <w:b w:val="false"/>
                 <w:u w:val="none"/>
+                <w:strike w:val="false"/>
                 <w:sz w:val="22"/>
                 <w:szCs w:val="22"/>
                 <w:color w:val="000000"/>
@@ -477,6 +497,7 @@
                 <w:i w:val="false"/>
                 <w:b w:val="false"/>
                 <w:u w:val="none"/>
+                <w:strike w:val="false"/>
                 <w:sz w:val="22"/>
                 <w:szCs w:val="22"/>
                 <w:color w:val="000000"/>
@@ -490,7 +511,6 @@
         <w:trPr>
           <w:trHeight w:val="360" w:hRule="auto"/>
         </w:trPr>
-        body5
         <w:tc>
           <w:tcPr>
             <w:tcBorders>
@@ -510,6 +530,7 @@
           </w:tcPr>
           <w:p>
             <w:pPr>
+              <w:pStyle w:val="Normal"/>
               <w:jc w:val="left"/>
               <w:pBdr>
                 <w:bottom w:val="none" w:sz="0" w:space="0" w:color="000000"/>
@@ -524,6 +545,7 @@
                 <w:i w:val="false"/>
                 <w:b w:val="true"/>
                 <w:u w:val="none"/>
+                <w:strike w:val="false"/>
                 <w:sz w:val="22"/>
                 <w:szCs w:val="22"/>
                 <w:color w:val="000000"/>
@@ -535,6 +557,7 @@
                 <w:i w:val="false"/>
                 <w:b w:val="true"/>
                 <w:u w:val="none"/>
+                <w:strike w:val="false"/>
                 <w:sz w:val="22"/>
                 <w:szCs w:val="22"/>
                 <w:color w:val="000000"/>
@@ -562,6 +585,7 @@
           </w:tcPr>
           <w:p>
             <w:pPr>
+              <w:pStyle w:val="Normal"/>
               <w:jc w:val="left"/>
               <w:pBdr>
                 <w:bottom w:val="none" w:sz="0" w:space="0" w:color="000000"/>
@@ -576,6 +600,7 @@
                 <w:i w:val="false"/>
                 <w:b w:val="false"/>
                 <w:u w:val="none"/>
+                <w:strike w:val="false"/>
                 <w:sz w:val="22"/>
                 <w:szCs w:val="22"/>
                 <w:color w:val="000000"/>
@@ -587,11 +612,12 @@
                 <w:i w:val="false"/>
                 <w:b w:val="false"/>
                 <w:u w:val="none"/>
+                <w:strike w:val="false"/>
                 <w:sz w:val="22"/>
                 <w:szCs w:val="22"/>
                 <w:color w:val="000000"/>
               </w:rPr>
-              <w:t xml:space="preserve">2026-01-30</w:t>
+              <w:t xml:space="preserve">2026-02-15</w:t>
             </w:r>
           </w:p>
         </w:tc>
@@ -607,7 +633,6 @@
     </w:p>
     <w:p>
       <w:pPr>
-        <w:pStyle w:val="Normal"/>
         <w:jc w:val="left"/>
         <w:pBdr>
           <w:bottom w:val="none" w:sz="0" w:space="0" w:color="000000"/>
@@ -624,6 +649,7 @@
           <w:i w:val="false"/>
           <w:b w:val="true"/>
           <w:u w:val="none"/>
+          <w:strike w:val="false"/>
           <w:sz w:val="22"/>
           <w:szCs w:val="22"/>
           <w:color w:val="000000"/>

--- a/outputs/ncds_55y_derived_codebook.docx
+++ b/outputs/ncds_55y_derived_codebook.docx
@@ -617,7 +617,7 @@
                 <w:szCs w:val="22"/>
                 <w:color w:val="000000"/>
               </w:rPr>
-              <w:t xml:space="preserve">2026-02-15</w:t>
+              <w:t xml:space="preserve">2026-02-17</w:t>
             </w:r>
           </w:p>
         </w:tc>
